--- a/LabWork5.docx
+++ b/LabWork5.docx
@@ -183,14 +183,9 @@
     </w:p>
     <w:p>
       <w:r>
-        <w:rPr>
-          <w:lang w:val="en-US"/>
-        </w:rPr>
         <w:lastRenderedPageBreak/>
         <w:t xml:space="preserve">5.1.3 </w:t>
       </w:r>
-      <w:bookmarkStart w:id="0" w:name="_GoBack"/>
-      <w:bookmarkEnd w:id="0"/>
       <w:r>
         <w:t>Условие на точке останова</w:t>
       </w:r>
@@ -277,10 +272,10 @@
               <wp:align>left</wp:align>
             </wp:positionH>
             <wp:positionV relativeFrom="paragraph">
-              <wp:posOffset>8514</wp:posOffset>
+              <wp:posOffset>7991</wp:posOffset>
             </wp:positionV>
-            <wp:extent cx="7747635" cy="1435100"/>
-            <wp:effectExtent l="0" t="0" r="5715" b="0"/>
+            <wp:extent cx="13179646" cy="2441276"/>
+            <wp:effectExtent l="0" t="0" r="3175" b="0"/>
             <wp:wrapNone/>
             <wp:docPr id="3" name="Рисунок 3"/>
             <wp:cNvGraphicFramePr>
@@ -308,7 +303,7 @@
                   <pic:spPr>
                     <a:xfrm>
                       <a:off x="0" y="0"/>
-                      <a:ext cx="7747635" cy="1435100"/>
+                      <a:ext cx="13179646" cy="2441276"/>
                     </a:xfrm>
                     <a:prstGeom prst="rect">
                       <a:avLst/>
@@ -332,39 +327,52 @@
     <w:p/>
     <w:p/>
     <w:p/>
-    <w:p>
-      <w:pPr>
-        <w:rPr>
-          <w:lang w:val="en-US"/>
-        </w:rPr>
-      </w:pPr>
+    <w:p/>
+    <w:p/>
+    <w:p>
+      <w:r>
+        <w:rPr>
+          <w:lang w:val="en-US"/>
+        </w:rPr>
+        <w:t xml:space="preserve">5.2 </w:t>
+      </w:r>
       <w:r>
         <w:t xml:space="preserve">Вывод в </w:t>
       </w:r>
-      <w:proofErr w:type="spellStart"/>
-      <w:r>
-        <w:rPr>
-          <w:lang w:val="en-US"/>
-        </w:rPr>
-        <w:t>Debbag</w:t>
-      </w:r>
-      <w:proofErr w:type="spellEnd"/>
-      <w:r>
-        <w:rPr>
-          <w:lang w:val="en-US"/>
-        </w:rPr>
+      <w:r>
+        <w:rPr>
+          <w:lang w:val="en-US"/>
+        </w:rPr>
+        <w:t>Deb</w:t>
+      </w:r>
+      <w:r>
+        <w:rPr>
+          <w:lang w:val="en-US"/>
+        </w:rPr>
+        <w:t>u</w:t>
+      </w:r>
+      <w:r>
+        <w:rPr>
+          <w:lang w:val="en-US"/>
+        </w:rPr>
+        <w:t>g</w:t>
+      </w:r>
+      <w:r>
         <w:t>/</w:t>
       </w:r>
-      <w:proofErr w:type="spellStart"/>
-      <w:r>
-        <w:rPr>
-          <w:lang w:val="en-US"/>
-        </w:rPr>
-        <w:t>Relese</w:t>
-      </w:r>
-      <w:proofErr w:type="spellEnd"/>
-    </w:p>
-    <w:p/>
+      <w:r>
+        <w:rPr>
+          <w:lang w:val="en-US"/>
+        </w:rPr>
+        <w:t>Relea</w:t>
+      </w:r>
+      <w:r>
+        <w:rPr>
+          <w:lang w:val="en-US"/>
+        </w:rPr>
+        <w:t>se</w:t>
+      </w:r>
+    </w:p>
     <w:p>
       <w:r>
         <w:rPr>
@@ -372,10 +380,10 @@
           <w:lang w:eastAsia="ru-RU"/>
         </w:rPr>
         <w:drawing>
-          <wp:inline distT="0" distB="0" distL="0" distR="0" wp14:anchorId="131F070B" wp14:editId="34DF09F5">
-            <wp:extent cx="1962150" cy="819150"/>
+          <wp:inline distT="0" distB="0" distL="0" distR="0" wp14:anchorId="65C262D3" wp14:editId="1F65A005">
+            <wp:extent cx="2095500" cy="1295400"/>
             <wp:effectExtent l="0" t="0" r="0" b="0"/>
-            <wp:docPr id="5" name="Рисунок 5"/>
+            <wp:docPr id="11" name="Рисунок 11"/>
             <wp:cNvGraphicFramePr>
               <a:graphicFrameLocks xmlns:a="http://schemas.openxmlformats.org/drawingml/2006/main" noChangeAspect="1"/>
             </wp:cNvGraphicFramePr>
@@ -395,7 +403,7 @@
                   <pic:spPr>
                     <a:xfrm>
                       <a:off x="0" y="0"/>
-                      <a:ext cx="1962150" cy="819150"/>
+                      <a:ext cx="2095500" cy="1295400"/>
                     </a:xfrm>
                     <a:prstGeom prst="rect">
                       <a:avLst/>
@@ -407,6 +415,8 @@
           </wp:inline>
         </w:drawing>
       </w:r>
+    </w:p>
+    <w:p>
       <w:r>
         <w:rPr>
           <w:noProof/>
@@ -455,14 +465,30 @@
     <w:p/>
     <w:p/>
     <w:p/>
-    <w:p/>
-    <w:p/>
-    <w:p/>
-    <w:p/>
-    <w:p>
-      <w:r>
-        <w:lastRenderedPageBreak/>
-        <w:t>Настройка для вывода</w:t>
+    <w:p>
+      <w:pPr>
+        <w:rPr>
+          <w:lang w:val="en-US"/>
+        </w:rPr>
+      </w:pPr>
+    </w:p>
+    <w:p>
+      <w:r>
+        <w:t xml:space="preserve">5.3 </w:t>
+      </w:r>
+      <w:r>
+        <w:t xml:space="preserve">Условия для </w:t>
+      </w:r>
+      <w:proofErr w:type="spellStart"/>
+      <w:r>
+        <w:rPr>
+          <w:lang w:val="en-US"/>
+        </w:rPr>
+        <w:t>debbag</w:t>
+      </w:r>
+      <w:proofErr w:type="spellEnd"/>
+      <w:r>
+        <w:t xml:space="preserve"> (остановилась т.к. скидка больше 1)</w:t>
       </w:r>
     </w:p>
     <w:p>
@@ -477,10 +503,10 @@
           <w:lang w:eastAsia="ru-RU"/>
         </w:rPr>
         <w:drawing>
-          <wp:inline distT="0" distB="0" distL="0" distR="0" wp14:anchorId="14711650" wp14:editId="4C73AA20">
-            <wp:extent cx="4395725" cy="2995127"/>
-            <wp:effectExtent l="0" t="0" r="5080" b="0"/>
-            <wp:docPr id="7" name="Рисунок 7"/>
+          <wp:inline distT="0" distB="0" distL="0" distR="0" wp14:anchorId="3AF60D12" wp14:editId="3EB25A6C">
+            <wp:extent cx="5837915" cy="2715208"/>
+            <wp:effectExtent l="0" t="0" r="0" b="9525"/>
+            <wp:docPr id="8" name="Рисунок 8"/>
             <wp:cNvGraphicFramePr>
               <a:graphicFrameLocks xmlns:a="http://schemas.openxmlformats.org/drawingml/2006/main" noChangeAspect="1"/>
             </wp:cNvGraphicFramePr>
@@ -500,7 +526,7 @@
                   <pic:spPr>
                     <a:xfrm>
                       <a:off x="0" y="0"/>
-                      <a:ext cx="4410229" cy="3005010"/>
+                      <a:ext cx="5870227" cy="2730236"/>
                     </a:xfrm>
                     <a:prstGeom prst="rect">
                       <a:avLst/>
@@ -519,21 +545,25 @@
           <w:lang w:val="en-US"/>
         </w:rPr>
       </w:pPr>
-    </w:p>
-    <w:p>
-      <w:r>
-        <w:t xml:space="preserve">Условия для </w:t>
-      </w:r>
-      <w:proofErr w:type="spellStart"/>
-      <w:r>
-        <w:rPr>
-          <w:lang w:val="en-US"/>
-        </w:rPr>
-        <w:t>debbag</w:t>
-      </w:r>
-      <w:proofErr w:type="spellEnd"/>
-      <w:r>
-        <w:t xml:space="preserve"> (остановилась т.к. скидка больше 1)</w:t>
+      <w:bookmarkStart w:id="0" w:name="_GoBack"/>
+      <w:bookmarkEnd w:id="0"/>
+    </w:p>
+    <w:p>
+      <w:pPr>
+        <w:rPr>
+          <w:lang w:val="en-US"/>
+        </w:rPr>
+      </w:pPr>
+    </w:p>
+    <w:p>
+      <w:r>
+        <w:rPr>
+          <w:lang w:val="en-US"/>
+        </w:rPr>
+        <w:t xml:space="preserve">5.4 </w:t>
+      </w:r>
+      <w:r>
+        <w:t>Вид на стек вызова</w:t>
       </w:r>
     </w:p>
     <w:p>
@@ -548,10 +578,10 @@
           <w:lang w:eastAsia="ru-RU"/>
         </w:rPr>
         <w:drawing>
-          <wp:inline distT="0" distB="0" distL="0" distR="0" wp14:anchorId="3AF60D12" wp14:editId="3EB25A6C">
-            <wp:extent cx="5837915" cy="2715208"/>
-            <wp:effectExtent l="0" t="0" r="0" b="9525"/>
-            <wp:docPr id="8" name="Рисунок 8"/>
+          <wp:inline distT="0" distB="0" distL="0" distR="0" wp14:anchorId="45AEEDFA" wp14:editId="63F7CAF5">
+            <wp:extent cx="5238363" cy="2687216"/>
+            <wp:effectExtent l="0" t="0" r="635" b="0"/>
+            <wp:docPr id="9" name="Рисунок 9"/>
             <wp:cNvGraphicFramePr>
               <a:graphicFrameLocks xmlns:a="http://schemas.openxmlformats.org/drawingml/2006/main" noChangeAspect="1"/>
             </wp:cNvGraphicFramePr>
@@ -571,7 +601,7 @@
                   <pic:spPr>
                     <a:xfrm>
                       <a:off x="0" y="0"/>
-                      <a:ext cx="5870227" cy="2730236"/>
+                      <a:ext cx="5252723" cy="2694582"/>
                     </a:xfrm>
                     <a:prstGeom prst="rect">
                       <a:avLst/>
@@ -585,58 +615,40 @@
       </w:r>
     </w:p>
     <w:p>
-      <w:pPr>
-        <w:rPr>
-          <w:lang w:val="en-US"/>
-        </w:rPr>
-      </w:pPr>
-    </w:p>
-    <w:p>
-      <w:pPr>
-        <w:rPr>
-          <w:lang w:val="en-US"/>
-        </w:rPr>
-      </w:pPr>
-    </w:p>
-    <w:p>
-      <w:pPr>
-        <w:rPr>
-          <w:lang w:val="en-US"/>
-        </w:rPr>
-      </w:pPr>
-    </w:p>
-    <w:p>
-      <w:pPr>
-        <w:rPr>
-          <w:lang w:val="en-US"/>
-        </w:rPr>
-      </w:pPr>
-    </w:p>
-    <w:p>
-      <w:pPr>
-        <w:rPr>
-          <w:lang w:val="en-US"/>
-        </w:rPr>
-      </w:pPr>
-    </w:p>
-    <w:p>
-      <w:pPr>
-        <w:rPr>
-          <w:lang w:val="en-US"/>
-        </w:rPr>
-      </w:pPr>
-    </w:p>
-    <w:p>
-      <w:pPr>
-        <w:rPr>
-          <w:lang w:val="en-US"/>
-        </w:rPr>
-      </w:pPr>
-    </w:p>
-    <w:p>
-      <w:r>
-        <w:lastRenderedPageBreak/>
-        <w:t>Вид на стек вызова</w:t>
+      <w:r>
+        <w:t>Стек вызова в текстовом файле (</w:t>
+      </w:r>
+      <w:r>
+        <w:rPr>
+          <w:lang w:val="en-US"/>
+        </w:rPr>
+        <w:t>try</w:t>
+      </w:r>
+      <w:r>
+        <w:t xml:space="preserve"> – </w:t>
+      </w:r>
+      <w:r>
+        <w:rPr>
+          <w:lang w:val="en-US"/>
+        </w:rPr>
+        <w:t>catch</w:t>
+      </w:r>
+      <w:r>
+        <w:t xml:space="preserve"> </w:t>
+      </w:r>
+      <w:r>
+        <w:t xml:space="preserve">внутри метода </w:t>
+      </w:r>
+      <w:proofErr w:type="spellStart"/>
+      <w:r>
+        <w:rPr>
+          <w:lang w:val="en-US"/>
+        </w:rPr>
+        <w:t>MethodC</w:t>
+      </w:r>
+      <w:proofErr w:type="spellEnd"/>
+      <w:r>
+        <w:t>)</w:t>
       </w:r>
     </w:p>
     <w:p>
@@ -651,10 +663,10 @@
           <w:lang w:eastAsia="ru-RU"/>
         </w:rPr>
         <w:drawing>
-          <wp:inline distT="0" distB="0" distL="0" distR="0" wp14:anchorId="45AEEDFA" wp14:editId="63F7CAF5">
-            <wp:extent cx="5238363" cy="2687216"/>
-            <wp:effectExtent l="0" t="0" r="635" b="0"/>
-            <wp:docPr id="9" name="Рисунок 9"/>
+          <wp:inline distT="0" distB="0" distL="0" distR="0" wp14:anchorId="0B69D1F0" wp14:editId="023AB172">
+            <wp:extent cx="5940425" cy="354330"/>
+            <wp:effectExtent l="0" t="0" r="3175" b="7620"/>
+            <wp:docPr id="10" name="Рисунок 10"/>
             <wp:cNvGraphicFramePr>
               <a:graphicFrameLocks xmlns:a="http://schemas.openxmlformats.org/drawingml/2006/main" noChangeAspect="1"/>
             </wp:cNvGraphicFramePr>
@@ -674,91 +686,6 @@
                   <pic:spPr>
                     <a:xfrm>
                       <a:off x="0" y="0"/>
-                      <a:ext cx="5252723" cy="2694582"/>
-                    </a:xfrm>
-                    <a:prstGeom prst="rect">
-                      <a:avLst/>
-                    </a:prstGeom>
-                  </pic:spPr>
-                </pic:pic>
-              </a:graphicData>
-            </a:graphic>
-          </wp:inline>
-        </w:drawing>
-      </w:r>
-    </w:p>
-    <w:p>
-      <w:r>
-        <w:t>Стек вызова в текстовом файле (</w:t>
-      </w:r>
-      <w:r>
-        <w:rPr>
-          <w:lang w:val="en-US"/>
-        </w:rPr>
-        <w:t>try</w:t>
-      </w:r>
-      <w:r>
-        <w:t xml:space="preserve"> – </w:t>
-      </w:r>
-      <w:r>
-        <w:rPr>
-          <w:lang w:val="en-US"/>
-        </w:rPr>
-        <w:t>catch</w:t>
-      </w:r>
-      <w:r>
-        <w:t xml:space="preserve"> </w:t>
-      </w:r>
-      <w:r>
-        <w:t xml:space="preserve">внутри метода </w:t>
-      </w:r>
-      <w:proofErr w:type="spellStart"/>
-      <w:r>
-        <w:rPr>
-          <w:lang w:val="en-US"/>
-        </w:rPr>
-        <w:t>MethodC</w:t>
-      </w:r>
-      <w:proofErr w:type="spellEnd"/>
-      <w:r>
-        <w:t>)</w:t>
-      </w:r>
-    </w:p>
-    <w:p>
-      <w:pPr>
-        <w:rPr>
-          <w:lang w:val="en-US"/>
-        </w:rPr>
-      </w:pPr>
-      <w:r>
-        <w:rPr>
-          <w:noProof/>
-          <w:lang w:eastAsia="ru-RU"/>
-        </w:rPr>
-        <w:drawing>
-          <wp:inline distT="0" distB="0" distL="0" distR="0" wp14:anchorId="0B69D1F0" wp14:editId="023AB172">
-            <wp:extent cx="5940425" cy="354330"/>
-            <wp:effectExtent l="0" t="0" r="3175" b="7620"/>
-            <wp:docPr id="10" name="Рисунок 10"/>
-            <wp:cNvGraphicFramePr>
-              <a:graphicFrameLocks xmlns:a="http://schemas.openxmlformats.org/drawingml/2006/main" noChangeAspect="1"/>
-            </wp:cNvGraphicFramePr>
-            <a:graphic xmlns:a="http://schemas.openxmlformats.org/drawingml/2006/main">
-              <a:graphicData uri="http://schemas.openxmlformats.org/drawingml/2006/picture">
-                <pic:pic xmlns:pic="http://schemas.openxmlformats.org/drawingml/2006/picture">
-                  <pic:nvPicPr>
-                    <pic:cNvPr id="1" name=""/>
-                    <pic:cNvPicPr/>
-                  </pic:nvPicPr>
-                  <pic:blipFill>
-                    <a:blip r:embed="rId13"/>
-                    <a:stretch>
-                      <a:fillRect/>
-                    </a:stretch>
-                  </pic:blipFill>
-                  <pic:spPr>
-                    <a:xfrm>
-                      <a:off x="0" y="0"/>
                       <a:ext cx="5940425" cy="354330"/>
                     </a:xfrm>
                     <a:prstGeom prst="rect">
@@ -773,10 +700,10 @@
       </w:r>
     </w:p>
     <w:sectPr>
-      <w:pgSz w:w="11906" w:h="16838"/>
-      <w:pgMar w:top="1134" w:right="850" w:bottom="1134" w:left="1701" w:header="708" w:footer="708" w:gutter="0"/>
+      <w:pgSz w:w="23811" w:h="16838" w:orient="landscape" w:code="8"/>
+      <w:pgMar w:top="1701" w:right="1134" w:bottom="850" w:left="1134" w:header="708" w:footer="708" w:gutter="0"/>
       <w:cols w:space="708"/>
-      <w:docGrid w:linePitch="360"/>
+      <w:docGrid w:linePitch="381"/>
     </w:sectPr>
   </w:body>
 </w:document>
